--- a/Reportes/PolizadeIncendio2.docx
+++ b/Reportes/PolizadeIncendio2.docx
@@ -125,16 +125,21 @@
               <w:t>{</w:t>
             </w:r>
             <w:proofErr w:type="spellStart"/>
-            <w:proofErr w:type="gramStart"/>
-            <w:r>
-              <w:rPr>
-                <w:sz w:val="16"/>
-                <w:szCs w:val="16"/>
-              </w:rPr>
-              <w:t>custom.Tomador.NombreCompleto</w:t>
+            <w:r>
+              <w:rPr>
+                <w:sz w:val="16"/>
+                <w:szCs w:val="16"/>
+              </w:rPr>
+              <w:t>custom.</w:t>
+            </w:r>
+            <w:r>
+              <w:rPr>
+                <w:sz w:val="16"/>
+                <w:szCs w:val="16"/>
+              </w:rPr>
+              <w:t>Tomador.NombreCompleto</w:t>
             </w:r>
             <w:proofErr w:type="spellEnd"/>
-            <w:proofErr w:type="gramEnd"/>
             <w:r>
               <w:rPr>
                 <w:sz w:val="16"/>
@@ -228,7 +233,6 @@
               <w:t>{</w:t>
             </w:r>
             <w:proofErr w:type="spellStart"/>
-            <w:proofErr w:type="gramStart"/>
             <w:r>
               <w:rPr>
                 <w:sz w:val="16"/>
@@ -237,7 +241,6 @@
               <w:t>custom.Asegurado.NombreCompleto</w:t>
             </w:r>
             <w:proofErr w:type="spellEnd"/>
-            <w:proofErr w:type="gramEnd"/>
             <w:r>
               <w:rPr>
                 <w:sz w:val="16"/>
@@ -307,7 +310,6 @@
               <w:t>{</w:t>
             </w:r>
             <w:proofErr w:type="spellStart"/>
-            <w:proofErr w:type="gramStart"/>
             <w:r>
               <w:rPr>
                 <w:spacing w:val="-2"/>
@@ -317,7 +319,6 @@
               <w:t>custom.Asegurado.Identificacion</w:t>
             </w:r>
             <w:proofErr w:type="spellEnd"/>
-            <w:proofErr w:type="gramEnd"/>
             <w:r>
               <w:rPr>
                 <w:sz w:val="16"/>
@@ -415,7 +416,6 @@
               <w:t>{</w:t>
             </w:r>
             <w:proofErr w:type="spellStart"/>
-            <w:proofErr w:type="gramStart"/>
             <w:r>
               <w:rPr>
                 <w:spacing w:val="-2"/>
@@ -425,7 +425,6 @@
               <w:t>custom.Asegurado.DireccionCompleta</w:t>
             </w:r>
             <w:proofErr w:type="spellEnd"/>
-            <w:proofErr w:type="gramEnd"/>
             <w:r>
               <w:rPr>
                 <w:spacing w:val="-2"/>
@@ -513,7 +512,6 @@
               <w:t>{</w:t>
             </w:r>
             <w:proofErr w:type="spellStart"/>
-            <w:proofErr w:type="gramStart"/>
             <w:r>
               <w:rPr>
                 <w:sz w:val="16"/>
@@ -522,7 +520,6 @@
               <w:t>custom.FechaInicioVigencia</w:t>
             </w:r>
             <w:proofErr w:type="spellEnd"/>
-            <w:proofErr w:type="gramEnd"/>
             <w:r>
               <w:rPr>
                 <w:sz w:val="16"/>
@@ -585,7 +582,6 @@
               <w:t>{</w:t>
             </w:r>
             <w:proofErr w:type="spellStart"/>
-            <w:proofErr w:type="gramStart"/>
             <w:r>
               <w:rPr>
                 <w:sz w:val="16"/>
@@ -594,7 +590,6 @@
               <w:t>custom.Asegurado.TelefonoContacto</w:t>
             </w:r>
             <w:proofErr w:type="spellEnd"/>
-            <w:proofErr w:type="gramEnd"/>
             <w:r>
               <w:rPr>
                 <w:sz w:val="16"/>
@@ -684,7 +679,6 @@
               <w:t>{</w:t>
             </w:r>
             <w:proofErr w:type="spellStart"/>
-            <w:proofErr w:type="gramStart"/>
             <w:r>
               <w:rPr>
                 <w:spacing w:val="-2"/>
@@ -694,7 +688,6 @@
               <w:t>custom.FechaFinVigencia</w:t>
             </w:r>
             <w:proofErr w:type="spellEnd"/>
-            <w:proofErr w:type="gramEnd"/>
             <w:r>
               <w:rPr>
                 <w:spacing w:val="-2"/>
@@ -750,7 +743,6 @@
               <w:t>{</w:t>
             </w:r>
             <w:proofErr w:type="spellStart"/>
-            <w:proofErr w:type="gramStart"/>
             <w:r>
               <w:rPr>
                 <w:sz w:val="16"/>
@@ -766,7 +758,6 @@
               <w:t>Fax</w:t>
             </w:r>
             <w:proofErr w:type="spellEnd"/>
-            <w:proofErr w:type="gramEnd"/>
             <w:r>
               <w:rPr>
                 <w:sz w:val="16"/>
@@ -826,7 +817,6 @@
               <w:t>{</w:t>
             </w:r>
             <w:proofErr w:type="spellStart"/>
-            <w:proofErr w:type="gramStart"/>
             <w:r>
               <w:rPr>
                 <w:sz w:val="16"/>
@@ -842,7 +832,6 @@
               <w:t>Celular</w:t>
             </w:r>
             <w:proofErr w:type="spellEnd"/>
-            <w:proofErr w:type="gramEnd"/>
             <w:r>
               <w:rPr>
                 <w:sz w:val="16"/>
@@ -898,7 +887,6 @@
               <w:t>{</w:t>
             </w:r>
             <w:proofErr w:type="spellStart"/>
-            <w:proofErr w:type="gramStart"/>
             <w:r>
               <w:rPr>
                 <w:spacing w:val="-2"/>
@@ -924,7 +912,6 @@
               <w:t>Vigencia</w:t>
             </w:r>
             <w:proofErr w:type="spellEnd"/>
-            <w:proofErr w:type="gramEnd"/>
             <w:r>
               <w:rPr>
                 <w:spacing w:val="-2"/>
@@ -980,7 +967,6 @@
               <w:t>{</w:t>
             </w:r>
             <w:proofErr w:type="spellStart"/>
-            <w:proofErr w:type="gramStart"/>
             <w:r>
               <w:rPr>
                 <w:sz w:val="16"/>
@@ -1010,7 +996,6 @@
               <w:t>NombrePais</w:t>
             </w:r>
             <w:proofErr w:type="spellEnd"/>
-            <w:proofErr w:type="gramEnd"/>
             <w:r>
               <w:rPr>
                 <w:sz w:val="16"/>
@@ -1070,7 +1055,6 @@
               <w:t>{</w:t>
             </w:r>
             <w:proofErr w:type="spellStart"/>
-            <w:proofErr w:type="gramStart"/>
             <w:r>
               <w:rPr>
                 <w:sz w:val="16"/>
@@ -1086,7 +1070,6 @@
               <w:t>Email</w:t>
             </w:r>
             <w:proofErr w:type="spellEnd"/>
-            <w:proofErr w:type="gramEnd"/>
             <w:r>
               <w:rPr>
                 <w:sz w:val="16"/>
@@ -1180,7 +1163,6 @@
               <w:t>{</w:t>
             </w:r>
             <w:proofErr w:type="spellStart"/>
-            <w:proofErr w:type="gramStart"/>
             <w:r>
               <w:rPr>
                 <w:sz w:val="16"/>
@@ -1210,7 +1192,6 @@
               <w:t>NombreProvincia</w:t>
             </w:r>
             <w:proofErr w:type="spellEnd"/>
-            <w:proofErr w:type="gramEnd"/>
             <w:r>
               <w:rPr>
                 <w:sz w:val="16"/>
@@ -1351,7 +1332,6 @@
               <w:t>{</w:t>
             </w:r>
             <w:proofErr w:type="spellStart"/>
-            <w:proofErr w:type="gramStart"/>
             <w:r>
               <w:rPr>
                 <w:sz w:val="16"/>
@@ -1360,7 +1340,6 @@
               <w:t>custom.Acreedor.NombreCompleto</w:t>
             </w:r>
             <w:proofErr w:type="spellEnd"/>
-            <w:proofErr w:type="gramEnd"/>
             <w:r>
               <w:rPr>
                 <w:sz w:val="16"/>
@@ -1413,7 +1392,6 @@
               <w:t>{</w:t>
             </w:r>
             <w:proofErr w:type="spellStart"/>
-            <w:proofErr w:type="gramStart"/>
             <w:r>
               <w:rPr>
                 <w:sz w:val="16"/>
@@ -1429,7 +1407,6 @@
               <w:t>.NombreCompleto</w:t>
             </w:r>
             <w:proofErr w:type="spellEnd"/>
-            <w:proofErr w:type="gramEnd"/>
             <w:r>
               <w:rPr>
                 <w:sz w:val="16"/>
@@ -1565,7 +1542,6 @@
               <w:t>{</w:t>
             </w:r>
             <w:proofErr w:type="spellStart"/>
-            <w:proofErr w:type="gramStart"/>
             <w:r>
               <w:rPr>
                 <w:sz w:val="16"/>
@@ -1574,7 +1550,6 @@
               <w:t>custom.Riesgo.TipoObjeto</w:t>
             </w:r>
             <w:proofErr w:type="spellEnd"/>
-            <w:proofErr w:type="gramEnd"/>
             <w:r>
               <w:rPr>
                 <w:sz w:val="16"/>
@@ -1651,7 +1626,6 @@
               <w:t>{</w:t>
             </w:r>
             <w:proofErr w:type="spellStart"/>
-            <w:proofErr w:type="gramStart"/>
             <w:r>
               <w:rPr>
                 <w:spacing w:val="-2"/>
@@ -1685,7 +1659,6 @@
               <w:t>NombrePais</w:t>
             </w:r>
             <w:proofErr w:type="spellEnd"/>
-            <w:proofErr w:type="gramEnd"/>
             <w:r>
               <w:rPr>
                 <w:sz w:val="16"/>
@@ -1750,7 +1723,6 @@
               <w:t>{</w:t>
             </w:r>
             <w:proofErr w:type="spellStart"/>
-            <w:proofErr w:type="gramStart"/>
             <w:r>
               <w:rPr>
                 <w:bCs/>
@@ -1761,7 +1733,6 @@
               <w:t>custom.Riesgo.NombreProvincia</w:t>
             </w:r>
             <w:proofErr w:type="spellEnd"/>
-            <w:proofErr w:type="gramEnd"/>
             <w:r>
               <w:rPr>
                 <w:bCs/>
@@ -1839,7 +1810,6 @@
               <w:t>{</w:t>
             </w:r>
             <w:proofErr w:type="spellStart"/>
-            <w:proofErr w:type="gramStart"/>
             <w:r>
               <w:rPr>
                 <w:sz w:val="16"/>
@@ -1855,7 +1825,6 @@
               <w:t>NombreDistrito</w:t>
             </w:r>
             <w:proofErr w:type="spellEnd"/>
-            <w:proofErr w:type="gramEnd"/>
             <w:r>
               <w:rPr>
                 <w:sz w:val="16"/>
@@ -1975,7 +1944,6 @@
               <w:t>{</w:t>
             </w:r>
             <w:proofErr w:type="spellStart"/>
-            <w:proofErr w:type="gramStart"/>
             <w:r>
               <w:rPr>
                 <w:bCs/>
@@ -1986,7 +1954,6 @@
               <w:t>custom.Riesgo.NombreBarriada</w:t>
             </w:r>
             <w:proofErr w:type="spellEnd"/>
-            <w:proofErr w:type="gramEnd"/>
             <w:r>
               <w:rPr>
                 <w:bCs/>
@@ -2064,7 +2031,6 @@
               <w:t>{</w:t>
             </w:r>
             <w:proofErr w:type="spellStart"/>
-            <w:proofErr w:type="gramStart"/>
             <w:r>
               <w:rPr>
                 <w:sz w:val="16"/>
@@ -2080,7 +2046,6 @@
               <w:t>Manzana</w:t>
             </w:r>
             <w:proofErr w:type="spellEnd"/>
-            <w:proofErr w:type="gramEnd"/>
             <w:r>
               <w:rPr>
                 <w:sz w:val="16"/>
@@ -2237,7 +2202,6 @@
               <w:t>{</w:t>
             </w:r>
             <w:proofErr w:type="spellStart"/>
-            <w:proofErr w:type="gramStart"/>
             <w:r>
               <w:rPr>
                 <w:sz w:val="16"/>
@@ -2260,7 +2224,6 @@
               <w:t>Edificio</w:t>
             </w:r>
             <w:proofErr w:type="spellEnd"/>
-            <w:proofErr w:type="gramEnd"/>
             <w:r>
               <w:rPr>
                 <w:sz w:val="16"/>
@@ -2405,7 +2368,6 @@
               <w:t>{</w:t>
             </w:r>
             <w:proofErr w:type="spellStart"/>
-            <w:proofErr w:type="gramStart"/>
             <w:r>
               <w:rPr>
                 <w:sz w:val="16"/>
@@ -2435,7 +2397,6 @@
               <w:t>Direccion</w:t>
             </w:r>
             <w:proofErr w:type="spellEnd"/>
-            <w:proofErr w:type="gramEnd"/>
             <w:r>
               <w:rPr>
                 <w:sz w:val="16"/>
@@ -2604,23 +2565,7 @@
                 <w:sz w:val="16"/>
                 <w:szCs w:val="16"/>
               </w:rPr>
-              <w:t>{#</w:t>
-            </w:r>
-            <w:proofErr w:type="gramStart"/>
-            <w:r>
-              <w:rPr>
-                <w:sz w:val="16"/>
-                <w:szCs w:val="16"/>
-              </w:rPr>
-              <w:t>custom}{</w:t>
-            </w:r>
-            <w:proofErr w:type="gramEnd"/>
-            <w:r>
-              <w:rPr>
-                <w:sz w:val="16"/>
-                <w:szCs w:val="16"/>
-              </w:rPr>
-              <w:t>#Cobertura}{name}</w:t>
+              <w:t>{#custom}{#Cobertura}{name}</w:t>
             </w:r>
           </w:p>
         </w:tc>
@@ -2733,21 +2678,12 @@
               <w:t>Neta</w:t>
             </w:r>
             <w:proofErr w:type="spellEnd"/>
-            <w:proofErr w:type="gramStart"/>
-            <w:r>
-              <w:rPr>
-                <w:sz w:val="16"/>
-                <w:szCs w:val="16"/>
-              </w:rPr>
-              <w:t>}{</w:t>
-            </w:r>
-            <w:proofErr w:type="gramEnd"/>
-            <w:r>
-              <w:rPr>
-                <w:sz w:val="16"/>
-                <w:szCs w:val="16"/>
-              </w:rPr>
-              <w:t>/}{/}</w:t>
+            <w:r>
+              <w:rPr>
+                <w:sz w:val="16"/>
+                <w:szCs w:val="16"/>
+              </w:rPr>
+              <w:t>}{/}{/}</w:t>
             </w:r>
           </w:p>
         </w:tc>
@@ -2928,7 +2864,6 @@
               <w:t>{</w:t>
             </w:r>
             <w:proofErr w:type="spellStart"/>
-            <w:proofErr w:type="gramStart"/>
             <w:r>
               <w:rPr>
                 <w:spacing w:val="-2"/>
@@ -2943,7 +2878,6 @@
               <w:t>custom.PrimaNetaTotal</w:t>
             </w:r>
             <w:proofErr w:type="spellEnd"/>
-            <w:proofErr w:type="gramEnd"/>
             <w:r>
               <w:rPr>
                 <w:spacing w:val="-2"/>
@@ -3050,7 +2984,6 @@
               <w:t>{</w:t>
             </w:r>
             <w:proofErr w:type="spellStart"/>
-            <w:proofErr w:type="gramStart"/>
             <w:r>
               <w:rPr>
                 <w:spacing w:val="-2"/>
@@ -3063,7 +2996,6 @@
               <w:t>custom.AcuerdoPago.Forma</w:t>
             </w:r>
             <w:proofErr w:type="spellEnd"/>
-            <w:proofErr w:type="gramEnd"/>
             <w:r>
               <w:rPr>
                 <w:spacing w:val="-2"/>
@@ -3179,7 +3111,6 @@
               <w:t>{</w:t>
             </w:r>
             <w:proofErr w:type="spellStart"/>
-            <w:proofErr w:type="gramStart"/>
             <w:r>
               <w:rPr>
                 <w:spacing w:val="-4"/>
@@ -3194,7 +3125,6 @@
               <w:t>custom.Impuesto</w:t>
             </w:r>
             <w:proofErr w:type="spellEnd"/>
-            <w:proofErr w:type="gramEnd"/>
             <w:r>
               <w:rPr>
                 <w:spacing w:val="-4"/>
@@ -3271,7 +3201,6 @@
               <w:t>{</w:t>
             </w:r>
             <w:proofErr w:type="spellStart"/>
-            <w:proofErr w:type="gramStart"/>
             <w:r>
               <w:rPr>
                 <w:spacing w:val="-2"/>
@@ -3284,7 +3213,6 @@
               <w:t>custom.AcuerdoPago.Frecuencia</w:t>
             </w:r>
             <w:proofErr w:type="spellEnd"/>
-            <w:proofErr w:type="gramEnd"/>
             <w:r>
               <w:rPr>
                 <w:spacing w:val="-2"/>
@@ -3347,7 +3275,6 @@
               <w:t>{</w:t>
             </w:r>
             <w:proofErr w:type="spellStart"/>
-            <w:proofErr w:type="gramStart"/>
             <w:r>
               <w:rPr>
                 <w:spacing w:val="-5"/>
@@ -3360,7 +3287,6 @@
               <w:t>custom.AcuerdoPago.NumPagos</w:t>
             </w:r>
             <w:proofErr w:type="spellEnd"/>
-            <w:proofErr w:type="gramEnd"/>
             <w:r>
               <w:rPr>
                 <w:spacing w:val="-5"/>
@@ -3391,7 +3317,6 @@
                 <w:sz w:val="9"/>
               </w:rPr>
             </w:pPr>
-            <w:proofErr w:type="gramStart"/>
             <w:r>
               <w:rPr>
                 <w:b/>
@@ -3405,23 +3330,7 @@
                   <w14:bevel/>
                 </w14:textOutline>
               </w:rPr>
-              <w:t>Total(</w:t>
-            </w:r>
-            <w:proofErr w:type="gramEnd"/>
-            <w:r>
-              <w:rPr>
-                <w:b/>
-                <w:bCs/>
-                <w:spacing w:val="-4"/>
-                <w:sz w:val="16"/>
-                <w:szCs w:val="16"/>
-                <w14:textOutline w14:w="9525" w14:cap="rnd" w14:cmpd="sng" w14:algn="ctr">
-                  <w14:noFill/>
-                  <w14:prstDash w14:val="solid"/>
-                  <w14:bevel/>
-                </w14:textOutline>
-              </w:rPr>
-              <w:t>$):</w:t>
+              <w:t>Total($):</w:t>
             </w:r>
           </w:p>
         </w:tc>
@@ -3458,7 +3367,6 @@
               <w:t>{</w:t>
             </w:r>
             <w:proofErr w:type="spellStart"/>
-            <w:proofErr w:type="gramStart"/>
             <w:r>
               <w:rPr>
                 <w:sz w:val="16"/>
@@ -3473,7 +3381,6 @@
               <w:t>custom.TotalACobrar</w:t>
             </w:r>
             <w:proofErr w:type="spellEnd"/>
-            <w:proofErr w:type="gramEnd"/>
             <w:r>
               <w:rPr>
                 <w:sz w:val="16"/>
@@ -3885,7 +3792,6 @@
               <w:t>{</w:t>
             </w:r>
             <w:proofErr w:type="spellStart"/>
-            <w:proofErr w:type="gramStart"/>
             <w:r>
               <w:rPr>
                 <w:sz w:val="16"/>
@@ -3894,7 +3800,6 @@
               <w:t>custom.Asegurado.NombreCompleto</w:t>
             </w:r>
             <w:proofErr w:type="spellEnd"/>
-            <w:proofErr w:type="gramEnd"/>
             <w:r>
               <w:rPr>
                 <w:sz w:val="16"/>
@@ -4410,7 +4315,6 @@
               </w:rPr>
               <w:t xml:space="preserve"> </w:t>
             </w:r>
-            <w:proofErr w:type="gramStart"/>
             <w:r>
               <w:rPr>
                 <w:w w:val="105"/>
@@ -4434,16 +4338,7 @@
                 <w:sz w:val="14"/>
                 <w:szCs w:val="14"/>
               </w:rPr>
-              <w:t>507</w:t>
-            </w:r>
-            <w:proofErr w:type="gramEnd"/>
-            <w:r>
-              <w:rPr>
-                <w:w w:val="105"/>
-                <w:sz w:val="14"/>
-                <w:szCs w:val="14"/>
-              </w:rPr>
-              <w:t>)</w:t>
+              <w:t>507)</w:t>
             </w:r>
             <w:r>
               <w:rPr>
@@ -4499,7 +4394,6 @@
               </w:rPr>
               <w:t xml:space="preserve"> </w:t>
             </w:r>
-            <w:proofErr w:type="gramStart"/>
             <w:r>
               <w:rPr>
                 <w:w w:val="105"/>
@@ -4523,16 +4417,7 @@
                 <w:sz w:val="14"/>
                 <w:szCs w:val="14"/>
               </w:rPr>
-              <w:t>507</w:t>
-            </w:r>
-            <w:proofErr w:type="gramEnd"/>
-            <w:r>
-              <w:rPr>
-                <w:w w:val="105"/>
-                <w:sz w:val="14"/>
-                <w:szCs w:val="14"/>
-              </w:rPr>
-              <w:t>)</w:t>
+              <w:t>507)</w:t>
             </w:r>
             <w:r>
               <w:rPr>
@@ -4981,7 +4866,6 @@
                               <w:t xml:space="preserve"> </w:t>
                             </w:r>
                             <w:proofErr w:type="spellStart"/>
-                            <w:proofErr w:type="gramStart"/>
                             <w:r>
                               <w:rPr>
                                 <w:sz w:val="16"/>
@@ -5005,7 +4889,6 @@
                               <w:t>{</w:t>
                             </w:r>
                             <w:proofErr w:type="spellStart"/>
-                            <w:proofErr w:type="gramEnd"/>
                             <w:r>
                               <w:rPr>
                                 <w:sz w:val="16"/>
@@ -5065,7 +4948,6 @@
                               <w:t>{</w:t>
                             </w:r>
                             <w:proofErr w:type="spellStart"/>
-                            <w:proofErr w:type="gramStart"/>
                             <w:r>
                               <w:rPr>
                                 <w:spacing w:val="-10"/>
@@ -5075,7 +4957,6 @@
                               <w:t>custom.TipoOperacion</w:t>
                             </w:r>
                             <w:proofErr w:type="spellEnd"/>
-                            <w:proofErr w:type="gramEnd"/>
                             <w:r>
                               <w:rPr>
                                 <w:spacing w:val="-10"/>
